--- a/public/troca.docx
+++ b/public/troca.docx
@@ -556,6 +556,14 @@
           <w:sz w:val="28"/>
           <w:szCs w:val="28"/>
         </w:rPr>
+        <w:t>_NOVO</w:t>
+      </w:r>
+      <w:r>
+        <w:rPr>
+          <w:color w:val="000000"/>
+          <w:sz w:val="28"/>
+          <w:szCs w:val="28"/>
+        </w:rPr>
         <w:t>}</w:t>
       </w:r>
     </w:p>
@@ -578,7 +586,31 @@
           <w:sz w:val="28"/>
           <w:szCs w:val="28"/>
         </w:rPr>
-        <w:t>Patrimonio:{PATRIMONIO}</w:t>
+        <w:t>Patrimonio:{PATRIMONIO</w:t>
+      </w:r>
+      <w:r>
+        <w:rPr>
+          <w:color w:val="000000"/>
+          <w:sz w:val="28"/>
+          <w:szCs w:val="28"/>
+        </w:rPr>
+        <w:t>_NOVO</w:t>
+      </w:r>
+      <w:r>
+        <w:rPr>
+          <w:color w:val="000000"/>
+          <w:sz w:val="28"/>
+          <w:szCs w:val="28"/>
+        </w:rPr>
+        <w:t xml:space="preserve"> </w:t>
+      </w:r>
+      <w:r>
+        <w:rPr>
+          <w:color w:val="000000"/>
+          <w:sz w:val="28"/>
+          <w:szCs w:val="28"/>
+        </w:rPr>
+        <w:t>}</w:t>
       </w:r>
     </w:p>
     <w:p>
@@ -624,6 +656,22 @@
           <w:sz w:val="28"/>
           <w:szCs w:val="28"/>
         </w:rPr>
+        <w:t>_NOVO</w:t>
+      </w:r>
+      <w:r>
+        <w:rPr>
+          <w:color w:val="000000"/>
+          <w:sz w:val="28"/>
+          <w:szCs w:val="28"/>
+        </w:rPr>
+        <w:t xml:space="preserve"> </w:t>
+      </w:r>
+      <w:r>
+        <w:rPr>
+          <w:color w:val="000000"/>
+          <w:sz w:val="28"/>
+          <w:szCs w:val="28"/>
+        </w:rPr>
         <w:t>}</w:t>
       </w:r>
     </w:p>
@@ -663,6 +711,22 @@
           <w:szCs w:val="28"/>
         </w:rPr>
         <w:t>NUMERO_SERIE</w:t>
+      </w:r>
+      <w:r>
+        <w:rPr>
+          <w:color w:val="000000"/>
+          <w:sz w:val="28"/>
+          <w:szCs w:val="28"/>
+        </w:rPr>
+        <w:t>_NOVO</w:t>
+      </w:r>
+      <w:r>
+        <w:rPr>
+          <w:color w:val="000000"/>
+          <w:sz w:val="28"/>
+          <w:szCs w:val="28"/>
+        </w:rPr>
+        <w:t xml:space="preserve"> </w:t>
       </w:r>
       <w:r>
         <w:rPr>

--- a/public/troca.docx
+++ b/public/troca.docx
@@ -1,11 +1,10 @@
 
 <file path=word/document.xml><?xml version="1.0" encoding="utf-8"?>
-<w:document xmlns:wpc="http://schemas.microsoft.com/office/word/2010/wordprocessingCanvas" xmlns:cx="http://schemas.microsoft.com/office/drawing/2014/chartex" xmlns:cx1="http://schemas.microsoft.com/office/drawing/2015/9/8/chartex" xmlns:cx2="http://schemas.microsoft.com/office/drawing/2015/10/21/chartex" xmlns:cx3="http://schemas.microsoft.com/office/drawing/2016/5/9/chartex" xmlns:cx4="http://schemas.microsoft.com/office/drawing/2016/5/10/chartex" xmlns:cx5="http://schemas.microsoft.com/office/drawing/2016/5/11/chartex" xmlns:cx6="http://schemas.microsoft.com/office/drawing/2016/5/12/chartex" xmlns:cx7="http://schemas.microsoft.com/office/drawing/2016/5/13/chartex" xmlns:cx8="http://schemas.microsoft.com/office/drawing/2016/5/14/chartex" xmlns:mc="http://schemas.openxmlformats.org/markup-compatibility/2006" xmlns:aink="http://schemas.microsoft.com/office/drawing/2016/ink" xmlns:am3d="http://schemas.microsoft.com/office/drawing/2017/model3d" xmlns:o="urn:schemas-microsoft-com:office:office" xmlns:oel="http://schemas.microsoft.com/office/2019/extlst" xmlns:r="http://schemas.openxmlformats.org/officeDocument/2006/relationships" xmlns:m="http://schemas.openxmlformats.org/officeDocument/2006/math" xmlns:v="urn:schemas-microsoft-com:vml" xmlns:wp14="http://schemas.microsoft.com/office/word/2010/wordprocessingDrawing" xmlns:wp="http://schemas.openxmlformats.org/drawingml/2006/wordprocessingDrawing" xmlns:w10="urn:schemas-microsoft-com:office:word" xmlns:w="http://schemas.openxmlformats.org/wordprocessingml/2006/main" xmlns:w14="http://schemas.microsoft.com/office/word/2010/wordml" xmlns:w15="http://schemas.microsoft.com/office/word/2012/wordml" xmlns:w16cex="http://schemas.microsoft.com/office/word/2018/wordml/cex" xmlns:w16cid="http://schemas.microsoft.com/office/word/2016/wordml/cid" xmlns:w16="http://schemas.microsoft.com/office/word/2018/wordml" xmlns:w16du="http://schemas.microsoft.com/office/word/2023/wordml/word16du" xmlns:w16sdtdh="http://schemas.microsoft.com/office/word/2020/wordml/sdtdatahash" xmlns:w16sdtfl="http://schemas.microsoft.com/office/word/2024/wordml/sdtformatlock" xmlns:w16se="http://schemas.microsoft.com/office/word/2015/wordml/symex" xmlns:wpg="http://schemas.microsoft.com/office/word/2010/wordprocessingGroup" xmlns:wpi="http://schemas.microsoft.com/office/word/2010/wordprocessingInk" xmlns:wne="http://schemas.microsoft.com/office/word/2006/wordml" xmlns:wps="http://schemas.microsoft.com/office/word/2010/wordprocessingShape" mc:Ignorable="w14 w15 w16se w16cid w16 w16cex w16sdtdh w16sdtfl w16du wp14">
+<w:document xmlns:wpc="http://schemas.microsoft.com/office/word/2010/wordprocessingCanvas" xmlns:cx="http://schemas.microsoft.com/office/drawing/2014/chartex" xmlns:cx1="http://schemas.microsoft.com/office/drawing/2015/9/8/chartex" xmlns:cx2="http://schemas.microsoft.com/office/drawing/2015/10/21/chartex" xmlns:cx3="http://schemas.microsoft.com/office/drawing/2016/5/9/chartex" xmlns:cx4="http://schemas.microsoft.com/office/drawing/2016/5/10/chartex" xmlns:cx5="http://schemas.microsoft.com/office/drawing/2016/5/11/chartex" xmlns:cx6="http://schemas.microsoft.com/office/drawing/2016/5/12/chartex" xmlns:cx7="http://schemas.microsoft.com/office/drawing/2016/5/13/chartex" xmlns:cx8="http://schemas.microsoft.com/office/drawing/2016/5/14/chartex" xmlns:mc="http://schemas.openxmlformats.org/markup-compatibility/2006" xmlns:aink="http://schemas.microsoft.com/office/drawing/2016/ink" xmlns:am3d="http://schemas.microsoft.com/office/drawing/2017/model3d" xmlns:o="urn:schemas-microsoft-com:office:office" xmlns:oel="http://schemas.microsoft.com/office/2019/extlst" xmlns:r="http://schemas.openxmlformats.org/officeDocument/2006/relationships" xmlns:m="http://schemas.openxmlformats.org/officeDocument/2006/math" xmlns:v="urn:schemas-microsoft-com:vml" xmlns:wp14="http://schemas.microsoft.com/office/word/2010/wordprocessingDrawing" xmlns:wp="http://schemas.openxmlformats.org/drawingml/2006/wordprocessingDrawing" xmlns:w10="urn:schemas-microsoft-com:office:word" xmlns:w="http://schemas.openxmlformats.org/wordprocessingml/2006/main" xmlns:w14="http://schemas.microsoft.com/office/word/2010/wordml" xmlns:w15="http://schemas.microsoft.com/office/word/2012/wordml" xmlns:w16cei="http://schemas.microsoft.com/office/word/2026/wordml/cei" xmlns:w16cex="http://schemas.microsoft.com/office/word/2018/wordml/cex" xmlns:w16cid="http://schemas.microsoft.com/office/word/2016/wordml/cid" xmlns:w16="http://schemas.microsoft.com/office/word/2018/wordml" xmlns:w16du="http://schemas.microsoft.com/office/word/2023/wordml/word16du" xmlns:w16sdtdh="http://schemas.microsoft.com/office/word/2020/wordml/sdtdatahash" xmlns:w16sdtfl="http://schemas.microsoft.com/office/word/2024/wordml/sdtformatlock" xmlns:w16se="http://schemas.microsoft.com/office/word/2015/wordml/symex" xmlns:wpg="http://schemas.microsoft.com/office/word/2010/wordprocessingGroup" xmlns:wpi="http://schemas.microsoft.com/office/word/2010/wordprocessingInk" xmlns:wne="http://schemas.microsoft.com/office/word/2006/wordml" xmlns:wps="http://schemas.microsoft.com/office/word/2010/wordprocessingShape" mc:Ignorable="w14 w15 w16se w16cid w16 w16cex w16sdtdh w16sdtfl w16du wp14">
   <w:body>
     <w:p>
       <w:pPr>
         <w:pStyle w:val="Standarduser"/>
-        <w:jc w:val="center"/>
         <w:rPr>
           <w:b/>
           <w:bCs/>
@@ -180,6 +179,7 @@
         </w:rPr>
         <w:t>{</w:t>
       </w:r>
+      <w:proofErr w:type="gramStart"/>
       <w:r>
         <w:rPr>
           <w:color w:val="000000"/>
@@ -188,6 +188,7 @@
         </w:rPr>
         <w:t>MATRICULA</w:t>
       </w:r>
+      <w:proofErr w:type="gramEnd"/>
       <w:r>
         <w:rPr>
           <w:color w:val="000000"/>
@@ -394,13 +395,23 @@
         </w:rPr>
         <w:t>{</w:t>
       </w:r>
-      <w:r>
-        <w:rPr>
-          <w:color w:val="000000"/>
-          <w:sz w:val="28"/>
-          <w:szCs w:val="28"/>
-        </w:rPr>
-        <w:t>NUMERO_SERIE</w:t>
+      <w:proofErr w:type="gramStart"/>
+      <w:r>
+        <w:rPr>
+          <w:color w:val="000000"/>
+          <w:sz w:val="28"/>
+          <w:szCs w:val="28"/>
+        </w:rPr>
+        <w:t>NUMERO</w:t>
+      </w:r>
+      <w:proofErr w:type="gramEnd"/>
+      <w:r>
+        <w:rPr>
+          <w:color w:val="000000"/>
+          <w:sz w:val="28"/>
+          <w:szCs w:val="28"/>
+        </w:rPr>
+        <w:t>_SERIE</w:t>
       </w:r>
       <w:r>
         <w:rPr>
@@ -602,14 +613,6 @@
           <w:sz w:val="28"/>
           <w:szCs w:val="28"/>
         </w:rPr>
-        <w:t xml:space="preserve"> </w:t>
-      </w:r>
-      <w:r>
-        <w:rPr>
-          <w:color w:val="000000"/>
-          <w:sz w:val="28"/>
-          <w:szCs w:val="28"/>
-        </w:rPr>
         <w:t>}</w:t>
       </w:r>
     </w:p>
@@ -664,14 +667,6 @@
           <w:sz w:val="28"/>
           <w:szCs w:val="28"/>
         </w:rPr>
-        <w:t xml:space="preserve"> </w:t>
-      </w:r>
-      <w:r>
-        <w:rPr>
-          <w:color w:val="000000"/>
-          <w:sz w:val="28"/>
-          <w:szCs w:val="28"/>
-        </w:rPr>
         <w:t>}</w:t>
       </w:r>
     </w:p>
@@ -704,13 +699,23 @@
         </w:rPr>
         <w:t>{</w:t>
       </w:r>
-      <w:r>
-        <w:rPr>
-          <w:color w:val="000000"/>
-          <w:sz w:val="28"/>
-          <w:szCs w:val="28"/>
-        </w:rPr>
-        <w:t>NUMERO_SERIE</w:t>
+      <w:proofErr w:type="gramStart"/>
+      <w:r>
+        <w:rPr>
+          <w:color w:val="000000"/>
+          <w:sz w:val="28"/>
+          <w:szCs w:val="28"/>
+        </w:rPr>
+        <w:t>NUMERO</w:t>
+      </w:r>
+      <w:proofErr w:type="gramEnd"/>
+      <w:r>
+        <w:rPr>
+          <w:color w:val="000000"/>
+          <w:sz w:val="28"/>
+          <w:szCs w:val="28"/>
+        </w:rPr>
+        <w:t>_SERIE</w:t>
       </w:r>
       <w:r>
         <w:rPr>
@@ -719,14 +724,6 @@
           <w:szCs w:val="28"/>
         </w:rPr>
         <w:t>_NOVO</w:t>
-      </w:r>
-      <w:r>
-        <w:rPr>
-          <w:color w:val="000000"/>
-          <w:sz w:val="28"/>
-          <w:szCs w:val="28"/>
-        </w:rPr>
-        <w:t xml:space="preserve"> </w:t>
       </w:r>
       <w:r>
         <w:rPr>
@@ -947,7 +944,7 @@
 </file>
 
 <file path=word/endnotes.xml><?xml version="1.0" encoding="utf-8"?>
-<w:endnotes xmlns:wpc="http://schemas.microsoft.com/office/word/2010/wordprocessingCanvas" xmlns:cx="http://schemas.microsoft.com/office/drawing/2014/chartex" xmlns:cx1="http://schemas.microsoft.com/office/drawing/2015/9/8/chartex" xmlns:cx2="http://schemas.microsoft.com/office/drawing/2015/10/21/chartex" xmlns:cx3="http://schemas.microsoft.com/office/drawing/2016/5/9/chartex" xmlns:cx4="http://schemas.microsoft.com/office/drawing/2016/5/10/chartex" xmlns:cx5="http://schemas.microsoft.com/office/drawing/2016/5/11/chartex" xmlns:cx6="http://schemas.microsoft.com/office/drawing/2016/5/12/chartex" xmlns:cx7="http://schemas.microsoft.com/office/drawing/2016/5/13/chartex" xmlns:cx8="http://schemas.microsoft.com/office/drawing/2016/5/14/chartex" xmlns:mc="http://schemas.openxmlformats.org/markup-compatibility/2006" xmlns:aink="http://schemas.microsoft.com/office/drawing/2016/ink" xmlns:am3d="http://schemas.microsoft.com/office/drawing/2017/model3d" xmlns:o="urn:schemas-microsoft-com:office:office" xmlns:oel="http://schemas.microsoft.com/office/2019/extlst" xmlns:r="http://schemas.openxmlformats.org/officeDocument/2006/relationships" xmlns:m="http://schemas.openxmlformats.org/officeDocument/2006/math" xmlns:v="urn:schemas-microsoft-com:vml" xmlns:wp14="http://schemas.microsoft.com/office/word/2010/wordprocessingDrawing" xmlns:wp="http://schemas.openxmlformats.org/drawingml/2006/wordprocessingDrawing" xmlns:w10="urn:schemas-microsoft-com:office:word" xmlns:w="http://schemas.openxmlformats.org/wordprocessingml/2006/main" xmlns:w14="http://schemas.microsoft.com/office/word/2010/wordml" xmlns:w15="http://schemas.microsoft.com/office/word/2012/wordml" xmlns:w16cex="http://schemas.microsoft.com/office/word/2018/wordml/cex" xmlns:w16cid="http://schemas.microsoft.com/office/word/2016/wordml/cid" xmlns:w16="http://schemas.microsoft.com/office/word/2018/wordml" xmlns:w16du="http://schemas.microsoft.com/office/word/2023/wordml/word16du" xmlns:w16sdtdh="http://schemas.microsoft.com/office/word/2020/wordml/sdtdatahash" xmlns:w16sdtfl="http://schemas.microsoft.com/office/word/2024/wordml/sdtformatlock" xmlns:w16se="http://schemas.microsoft.com/office/word/2015/wordml/symex" xmlns:wpg="http://schemas.microsoft.com/office/word/2010/wordprocessingGroup" xmlns:wpi="http://schemas.microsoft.com/office/word/2010/wordprocessingInk" xmlns:wne="http://schemas.microsoft.com/office/word/2006/wordml" xmlns:wps="http://schemas.microsoft.com/office/word/2010/wordprocessingShape" mc:Ignorable="w14 w15 w16se w16cid w16 w16cex w16sdtdh w16sdtfl w16du wp14">
+<w:endnotes xmlns:wpc="http://schemas.microsoft.com/office/word/2010/wordprocessingCanvas" xmlns:cx="http://schemas.microsoft.com/office/drawing/2014/chartex" xmlns:cx1="http://schemas.microsoft.com/office/drawing/2015/9/8/chartex" xmlns:cx2="http://schemas.microsoft.com/office/drawing/2015/10/21/chartex" xmlns:cx3="http://schemas.microsoft.com/office/drawing/2016/5/9/chartex" xmlns:cx4="http://schemas.microsoft.com/office/drawing/2016/5/10/chartex" xmlns:cx5="http://schemas.microsoft.com/office/drawing/2016/5/11/chartex" xmlns:cx6="http://schemas.microsoft.com/office/drawing/2016/5/12/chartex" xmlns:cx7="http://schemas.microsoft.com/office/drawing/2016/5/13/chartex" xmlns:cx8="http://schemas.microsoft.com/office/drawing/2016/5/14/chartex" xmlns:mc="http://schemas.openxmlformats.org/markup-compatibility/2006" xmlns:aink="http://schemas.microsoft.com/office/drawing/2016/ink" xmlns:am3d="http://schemas.microsoft.com/office/drawing/2017/model3d" xmlns:o="urn:schemas-microsoft-com:office:office" xmlns:oel="http://schemas.microsoft.com/office/2019/extlst" xmlns:r="http://schemas.openxmlformats.org/officeDocument/2006/relationships" xmlns:m="http://schemas.openxmlformats.org/officeDocument/2006/math" xmlns:v="urn:schemas-microsoft-com:vml" xmlns:wp14="http://schemas.microsoft.com/office/word/2010/wordprocessingDrawing" xmlns:wp="http://schemas.openxmlformats.org/drawingml/2006/wordprocessingDrawing" xmlns:w10="urn:schemas-microsoft-com:office:word" xmlns:w="http://schemas.openxmlformats.org/wordprocessingml/2006/main" xmlns:w14="http://schemas.microsoft.com/office/word/2010/wordml" xmlns:w15="http://schemas.microsoft.com/office/word/2012/wordml" xmlns:w16cei="http://schemas.microsoft.com/office/word/2026/wordml/cei" xmlns:w16cex="http://schemas.microsoft.com/office/word/2018/wordml/cex" xmlns:w16cid="http://schemas.microsoft.com/office/word/2016/wordml/cid" xmlns:w16="http://schemas.microsoft.com/office/word/2018/wordml" xmlns:w16du="http://schemas.microsoft.com/office/word/2023/wordml/word16du" xmlns:w16sdtdh="http://schemas.microsoft.com/office/word/2020/wordml/sdtdatahash" xmlns:w16sdtfl="http://schemas.microsoft.com/office/word/2024/wordml/sdtformatlock" xmlns:w16se="http://schemas.microsoft.com/office/word/2015/wordml/symex" xmlns:wpg="http://schemas.microsoft.com/office/word/2010/wordprocessingGroup" xmlns:wpi="http://schemas.microsoft.com/office/word/2010/wordprocessingInk" xmlns:wne="http://schemas.microsoft.com/office/word/2006/wordml" xmlns:wps="http://schemas.microsoft.com/office/word/2010/wordprocessingShape" mc:Ignorable="w14 w15 w16se w16cid w16 w16cex w16sdtdh w16sdtfl w16du wp14">
   <w:endnote w:type="separator" w:id="-1">
     <w:p>
       <w:r>
@@ -966,7 +963,7 @@
 </file>
 
 <file path=word/footer1.xml><?xml version="1.0" encoding="utf-8"?>
-<w:ftr xmlns:wpc="http://schemas.microsoft.com/office/word/2010/wordprocessingCanvas" xmlns:cx="http://schemas.microsoft.com/office/drawing/2014/chartex" xmlns:cx1="http://schemas.microsoft.com/office/drawing/2015/9/8/chartex" xmlns:cx2="http://schemas.microsoft.com/office/drawing/2015/10/21/chartex" xmlns:cx3="http://schemas.microsoft.com/office/drawing/2016/5/9/chartex" xmlns:cx4="http://schemas.microsoft.com/office/drawing/2016/5/10/chartex" xmlns:cx5="http://schemas.microsoft.com/office/drawing/2016/5/11/chartex" xmlns:cx6="http://schemas.microsoft.com/office/drawing/2016/5/12/chartex" xmlns:cx7="http://schemas.microsoft.com/office/drawing/2016/5/13/chartex" xmlns:cx8="http://schemas.microsoft.com/office/drawing/2016/5/14/chartex" xmlns:mc="http://schemas.openxmlformats.org/markup-compatibility/2006" xmlns:aink="http://schemas.microsoft.com/office/drawing/2016/ink" xmlns:am3d="http://schemas.microsoft.com/office/drawing/2017/model3d" xmlns:o="urn:schemas-microsoft-com:office:office" xmlns:oel="http://schemas.microsoft.com/office/2019/extlst" xmlns:r="http://schemas.openxmlformats.org/officeDocument/2006/relationships" xmlns:m="http://schemas.openxmlformats.org/officeDocument/2006/math" xmlns:v="urn:schemas-microsoft-com:vml" xmlns:wp14="http://schemas.microsoft.com/office/word/2010/wordprocessingDrawing" xmlns:wp="http://schemas.openxmlformats.org/drawingml/2006/wordprocessingDrawing" xmlns:w10="urn:schemas-microsoft-com:office:word" xmlns:w="http://schemas.openxmlformats.org/wordprocessingml/2006/main" xmlns:w14="http://schemas.microsoft.com/office/word/2010/wordml" xmlns:w15="http://schemas.microsoft.com/office/word/2012/wordml" xmlns:w16cex="http://schemas.microsoft.com/office/word/2018/wordml/cex" xmlns:w16cid="http://schemas.microsoft.com/office/word/2016/wordml/cid" xmlns:w16="http://schemas.microsoft.com/office/word/2018/wordml" xmlns:w16du="http://schemas.microsoft.com/office/word/2023/wordml/word16du" xmlns:w16sdtdh="http://schemas.microsoft.com/office/word/2020/wordml/sdtdatahash" xmlns:w16sdtfl="http://schemas.microsoft.com/office/word/2024/wordml/sdtformatlock" xmlns:w16se="http://schemas.microsoft.com/office/word/2015/wordml/symex" xmlns:wpg="http://schemas.microsoft.com/office/word/2010/wordprocessingGroup" xmlns:wpi="http://schemas.microsoft.com/office/word/2010/wordprocessingInk" xmlns:wne="http://schemas.microsoft.com/office/word/2006/wordml" xmlns:wps="http://schemas.microsoft.com/office/word/2010/wordprocessingShape" mc:Ignorable="w14 w15 w16se w16cid w16 w16cex w16sdtdh w16sdtfl w16du wp14">
+<w:ftr xmlns:wpc="http://schemas.microsoft.com/office/word/2010/wordprocessingCanvas" xmlns:cx="http://schemas.microsoft.com/office/drawing/2014/chartex" xmlns:cx1="http://schemas.microsoft.com/office/drawing/2015/9/8/chartex" xmlns:cx2="http://schemas.microsoft.com/office/drawing/2015/10/21/chartex" xmlns:cx3="http://schemas.microsoft.com/office/drawing/2016/5/9/chartex" xmlns:cx4="http://schemas.microsoft.com/office/drawing/2016/5/10/chartex" xmlns:cx5="http://schemas.microsoft.com/office/drawing/2016/5/11/chartex" xmlns:cx6="http://schemas.microsoft.com/office/drawing/2016/5/12/chartex" xmlns:cx7="http://schemas.microsoft.com/office/drawing/2016/5/13/chartex" xmlns:cx8="http://schemas.microsoft.com/office/drawing/2016/5/14/chartex" xmlns:mc="http://schemas.openxmlformats.org/markup-compatibility/2006" xmlns:aink="http://schemas.microsoft.com/office/drawing/2016/ink" xmlns:am3d="http://schemas.microsoft.com/office/drawing/2017/model3d" xmlns:o="urn:schemas-microsoft-com:office:office" xmlns:oel="http://schemas.microsoft.com/office/2019/extlst" xmlns:r="http://schemas.openxmlformats.org/officeDocument/2006/relationships" xmlns:m="http://schemas.openxmlformats.org/officeDocument/2006/math" xmlns:v="urn:schemas-microsoft-com:vml" xmlns:wp14="http://schemas.microsoft.com/office/word/2010/wordprocessingDrawing" xmlns:wp="http://schemas.openxmlformats.org/drawingml/2006/wordprocessingDrawing" xmlns:w10="urn:schemas-microsoft-com:office:word" xmlns:w="http://schemas.openxmlformats.org/wordprocessingml/2006/main" xmlns:w14="http://schemas.microsoft.com/office/word/2010/wordml" xmlns:w15="http://schemas.microsoft.com/office/word/2012/wordml" xmlns:w16cei="http://schemas.microsoft.com/office/word/2026/wordml/cei" xmlns:w16cex="http://schemas.microsoft.com/office/word/2018/wordml/cex" xmlns:w16cid="http://schemas.microsoft.com/office/word/2016/wordml/cid" xmlns:w16="http://schemas.microsoft.com/office/word/2018/wordml" xmlns:w16du="http://schemas.microsoft.com/office/word/2023/wordml/word16du" xmlns:w16sdtdh="http://schemas.microsoft.com/office/word/2020/wordml/sdtdatahash" xmlns:w16sdtfl="http://schemas.microsoft.com/office/word/2024/wordml/sdtformatlock" xmlns:w16se="http://schemas.microsoft.com/office/word/2015/wordml/symex" xmlns:wpg="http://schemas.microsoft.com/office/word/2010/wordprocessingGroup" xmlns:wpi="http://schemas.microsoft.com/office/word/2010/wordprocessingInk" xmlns:wne="http://schemas.microsoft.com/office/word/2006/wordml" xmlns:wps="http://schemas.microsoft.com/office/word/2010/wordprocessingShape" mc:Ignorable="w14 w15 w16se w16cid w16 w16cex w16sdtdh w16sdtfl w16du wp14">
   <w:p>
     <w:pPr>
       <w:pStyle w:val="Rodap"/>
@@ -1034,8 +1031,18 @@
                               <w:color w:val="000000"/>
                               <w:sz w:val="22"/>
                             </w:rPr>
-                            <w:t>Este conteúdo foi classificado como Interno</w:t>
+                            <w:t xml:space="preserve">Este conteúdo foi classificado </w:t>
                           </w:r>
+                          <w:proofErr w:type="gramStart"/>
+                          <w:r>
+                            <w:rPr>
+                              <w:rFonts w:ascii="Calibri" w:hAnsi="Calibri" w:cs="Calibri"/>
+                              <w:color w:val="000000"/>
+                              <w:sz w:val="22"/>
+                            </w:rPr>
+                            <w:t>como Interno</w:t>
+                          </w:r>
+                          <w:proofErr w:type="gramEnd"/>
                         </w:p>
                       </w:txbxContent>
                     </wps:txbx>
@@ -1091,7 +1098,7 @@
 </file>
 
 <file path=word/footnotes.xml><?xml version="1.0" encoding="utf-8"?>
-<w:footnotes xmlns:wpc="http://schemas.microsoft.com/office/word/2010/wordprocessingCanvas" xmlns:cx="http://schemas.microsoft.com/office/drawing/2014/chartex" xmlns:cx1="http://schemas.microsoft.com/office/drawing/2015/9/8/chartex" xmlns:cx2="http://schemas.microsoft.com/office/drawing/2015/10/21/chartex" xmlns:cx3="http://schemas.microsoft.com/office/drawing/2016/5/9/chartex" xmlns:cx4="http://schemas.microsoft.com/office/drawing/2016/5/10/chartex" xmlns:cx5="http://schemas.microsoft.com/office/drawing/2016/5/11/chartex" xmlns:cx6="http://schemas.microsoft.com/office/drawing/2016/5/12/chartex" xmlns:cx7="http://schemas.microsoft.com/office/drawing/2016/5/13/chartex" xmlns:cx8="http://schemas.microsoft.com/office/drawing/2016/5/14/chartex" xmlns:mc="http://schemas.openxmlformats.org/markup-compatibility/2006" xmlns:aink="http://schemas.microsoft.com/office/drawing/2016/ink" xmlns:am3d="http://schemas.microsoft.com/office/drawing/2017/model3d" xmlns:o="urn:schemas-microsoft-com:office:office" xmlns:oel="http://schemas.microsoft.com/office/2019/extlst" xmlns:r="http://schemas.openxmlformats.org/officeDocument/2006/relationships" xmlns:m="http://schemas.openxmlformats.org/officeDocument/2006/math" xmlns:v="urn:schemas-microsoft-com:vml" xmlns:wp14="http://schemas.microsoft.com/office/word/2010/wordprocessingDrawing" xmlns:wp="http://schemas.openxmlformats.org/drawingml/2006/wordprocessingDrawing" xmlns:w10="urn:schemas-microsoft-com:office:word" xmlns:w="http://schemas.openxmlformats.org/wordprocessingml/2006/main" xmlns:w14="http://schemas.microsoft.com/office/word/2010/wordml" xmlns:w15="http://schemas.microsoft.com/office/word/2012/wordml" xmlns:w16cex="http://schemas.microsoft.com/office/word/2018/wordml/cex" xmlns:w16cid="http://schemas.microsoft.com/office/word/2016/wordml/cid" xmlns:w16="http://schemas.microsoft.com/office/word/2018/wordml" xmlns:w16du="http://schemas.microsoft.com/office/word/2023/wordml/word16du" xmlns:w16sdtdh="http://schemas.microsoft.com/office/word/2020/wordml/sdtdatahash" xmlns:w16sdtfl="http://schemas.microsoft.com/office/word/2024/wordml/sdtformatlock" xmlns:w16se="http://schemas.microsoft.com/office/word/2015/wordml/symex" xmlns:wpg="http://schemas.microsoft.com/office/word/2010/wordprocessingGroup" xmlns:wpi="http://schemas.microsoft.com/office/word/2010/wordprocessingInk" xmlns:wne="http://schemas.microsoft.com/office/word/2006/wordml" xmlns:wps="http://schemas.microsoft.com/office/word/2010/wordprocessingShape" mc:Ignorable="w14 w15 w16se w16cid w16 w16cex w16sdtdh w16sdtfl w16du wp14">
+<w:footnotes xmlns:wpc="http://schemas.microsoft.com/office/word/2010/wordprocessingCanvas" xmlns:cx="http://schemas.microsoft.com/office/drawing/2014/chartex" xmlns:cx1="http://schemas.microsoft.com/office/drawing/2015/9/8/chartex" xmlns:cx2="http://schemas.microsoft.com/office/drawing/2015/10/21/chartex" xmlns:cx3="http://schemas.microsoft.com/office/drawing/2016/5/9/chartex" xmlns:cx4="http://schemas.microsoft.com/office/drawing/2016/5/10/chartex" xmlns:cx5="http://schemas.microsoft.com/office/drawing/2016/5/11/chartex" xmlns:cx6="http://schemas.microsoft.com/office/drawing/2016/5/12/chartex" xmlns:cx7="http://schemas.microsoft.com/office/drawing/2016/5/13/chartex" xmlns:cx8="http://schemas.microsoft.com/office/drawing/2016/5/14/chartex" xmlns:mc="http://schemas.openxmlformats.org/markup-compatibility/2006" xmlns:aink="http://schemas.microsoft.com/office/drawing/2016/ink" xmlns:am3d="http://schemas.microsoft.com/office/drawing/2017/model3d" xmlns:o="urn:schemas-microsoft-com:office:office" xmlns:oel="http://schemas.microsoft.com/office/2019/extlst" xmlns:r="http://schemas.openxmlformats.org/officeDocument/2006/relationships" xmlns:m="http://schemas.openxmlformats.org/officeDocument/2006/math" xmlns:v="urn:schemas-microsoft-com:vml" xmlns:wp14="http://schemas.microsoft.com/office/word/2010/wordprocessingDrawing" xmlns:wp="http://schemas.openxmlformats.org/drawingml/2006/wordprocessingDrawing" xmlns:w10="urn:schemas-microsoft-com:office:word" xmlns:w="http://schemas.openxmlformats.org/wordprocessingml/2006/main" xmlns:w14="http://schemas.microsoft.com/office/word/2010/wordml" xmlns:w15="http://schemas.microsoft.com/office/word/2012/wordml" xmlns:w16cei="http://schemas.microsoft.com/office/word/2026/wordml/cei" xmlns:w16cex="http://schemas.microsoft.com/office/word/2018/wordml/cex" xmlns:w16cid="http://schemas.microsoft.com/office/word/2016/wordml/cid" xmlns:w16="http://schemas.microsoft.com/office/word/2018/wordml" xmlns:w16du="http://schemas.microsoft.com/office/word/2023/wordml/word16du" xmlns:w16sdtdh="http://schemas.microsoft.com/office/word/2020/wordml/sdtdatahash" xmlns:w16sdtfl="http://schemas.microsoft.com/office/word/2024/wordml/sdtformatlock" xmlns:w16se="http://schemas.microsoft.com/office/word/2015/wordml/symex" xmlns:wpg="http://schemas.microsoft.com/office/word/2010/wordprocessingGroup" xmlns:wpi="http://schemas.microsoft.com/office/word/2010/wordprocessingInk" xmlns:wne="http://schemas.microsoft.com/office/word/2006/wordml" xmlns:wps="http://schemas.microsoft.com/office/word/2010/wordprocessingShape" mc:Ignorable="w14 w15 w16se w16cid w16 w16cex w16sdtdh w16sdtfl w16du wp14">
   <w:footnote w:type="separator" w:id="-1">
     <w:p>
       <w:r>
@@ -1110,7 +1117,7 @@
 </file>
 
 <file path=word/numbering.xml><?xml version="1.0" encoding="utf-8"?>
-<w:numbering xmlns:wpc="http://schemas.microsoft.com/office/word/2010/wordprocessingCanvas" xmlns:cx="http://schemas.microsoft.com/office/drawing/2014/chartex" xmlns:cx1="http://schemas.microsoft.com/office/drawing/2015/9/8/chartex" xmlns:cx2="http://schemas.microsoft.com/office/drawing/2015/10/21/chartex" xmlns:cx3="http://schemas.microsoft.com/office/drawing/2016/5/9/chartex" xmlns:cx4="http://schemas.microsoft.com/office/drawing/2016/5/10/chartex" xmlns:cx5="http://schemas.microsoft.com/office/drawing/2016/5/11/chartex" xmlns:cx6="http://schemas.microsoft.com/office/drawing/2016/5/12/chartex" xmlns:cx7="http://schemas.microsoft.com/office/drawing/2016/5/13/chartex" xmlns:cx8="http://schemas.microsoft.com/office/drawing/2016/5/14/chartex" xmlns:mc="http://schemas.openxmlformats.org/markup-compatibility/2006" xmlns:aink="http://schemas.microsoft.com/office/drawing/2016/ink" xmlns:am3d="http://schemas.microsoft.com/office/drawing/2017/model3d" xmlns:o="urn:schemas-microsoft-com:office:office" xmlns:oel="http://schemas.microsoft.com/office/2019/extlst" xmlns:r="http://schemas.openxmlformats.org/officeDocument/2006/relationships" xmlns:m="http://schemas.openxmlformats.org/officeDocument/2006/math" xmlns:v="urn:schemas-microsoft-com:vml" xmlns:wp14="http://schemas.microsoft.com/office/word/2010/wordprocessingDrawing" xmlns:wp="http://schemas.openxmlformats.org/drawingml/2006/wordprocessingDrawing" xmlns:w10="urn:schemas-microsoft-com:office:word" xmlns:w="http://schemas.openxmlformats.org/wordprocessingml/2006/main" xmlns:w14="http://schemas.microsoft.com/office/word/2010/wordml" xmlns:w15="http://schemas.microsoft.com/office/word/2012/wordml" xmlns:w16cex="http://schemas.microsoft.com/office/word/2018/wordml/cex" xmlns:w16cid="http://schemas.microsoft.com/office/word/2016/wordml/cid" xmlns:w16="http://schemas.microsoft.com/office/word/2018/wordml" xmlns:w16du="http://schemas.microsoft.com/office/word/2023/wordml/word16du" xmlns:w16sdtdh="http://schemas.microsoft.com/office/word/2020/wordml/sdtdatahash" xmlns:w16sdtfl="http://schemas.microsoft.com/office/word/2024/wordml/sdtformatlock" xmlns:w16se="http://schemas.microsoft.com/office/word/2015/wordml/symex" xmlns:wpg="http://schemas.microsoft.com/office/word/2010/wordprocessingGroup" xmlns:wpi="http://schemas.microsoft.com/office/word/2010/wordprocessingInk" xmlns:wne="http://schemas.microsoft.com/office/word/2006/wordml" xmlns:wps="http://schemas.microsoft.com/office/word/2010/wordprocessingShape" mc:Ignorable="w14 w15 w16se w16cid w16 w16cex w16sdtdh w16sdtfl w16du wp14">
+<w:numbering xmlns:wpc="http://schemas.microsoft.com/office/word/2010/wordprocessingCanvas" xmlns:cx="http://schemas.microsoft.com/office/drawing/2014/chartex" xmlns:cx1="http://schemas.microsoft.com/office/drawing/2015/9/8/chartex" xmlns:cx2="http://schemas.microsoft.com/office/drawing/2015/10/21/chartex" xmlns:cx3="http://schemas.microsoft.com/office/drawing/2016/5/9/chartex" xmlns:cx4="http://schemas.microsoft.com/office/drawing/2016/5/10/chartex" xmlns:cx5="http://schemas.microsoft.com/office/drawing/2016/5/11/chartex" xmlns:cx6="http://schemas.microsoft.com/office/drawing/2016/5/12/chartex" xmlns:cx7="http://schemas.microsoft.com/office/drawing/2016/5/13/chartex" xmlns:cx8="http://schemas.microsoft.com/office/drawing/2016/5/14/chartex" xmlns:mc="http://schemas.openxmlformats.org/markup-compatibility/2006" xmlns:aink="http://schemas.microsoft.com/office/drawing/2016/ink" xmlns:am3d="http://schemas.microsoft.com/office/drawing/2017/model3d" xmlns:o="urn:schemas-microsoft-com:office:office" xmlns:oel="http://schemas.microsoft.com/office/2019/extlst" xmlns:r="http://schemas.openxmlformats.org/officeDocument/2006/relationships" xmlns:m="http://schemas.openxmlformats.org/officeDocument/2006/math" xmlns:v="urn:schemas-microsoft-com:vml" xmlns:wp14="http://schemas.microsoft.com/office/word/2010/wordprocessingDrawing" xmlns:wp="http://schemas.openxmlformats.org/drawingml/2006/wordprocessingDrawing" xmlns:w10="urn:schemas-microsoft-com:office:word" xmlns:w="http://schemas.openxmlformats.org/wordprocessingml/2006/main" xmlns:w14="http://schemas.microsoft.com/office/word/2010/wordml" xmlns:w15="http://schemas.microsoft.com/office/word/2012/wordml" xmlns:w16cei="http://schemas.microsoft.com/office/word/2026/wordml/cei" xmlns:w16cex="http://schemas.microsoft.com/office/word/2018/wordml/cex" xmlns:w16cid="http://schemas.microsoft.com/office/word/2016/wordml/cid" xmlns:w16="http://schemas.microsoft.com/office/word/2018/wordml" xmlns:w16du="http://schemas.microsoft.com/office/word/2023/wordml/word16du" xmlns:w16sdtdh="http://schemas.microsoft.com/office/word/2020/wordml/sdtdatahash" xmlns:w16sdtfl="http://schemas.microsoft.com/office/word/2024/wordml/sdtformatlock" xmlns:w16se="http://schemas.microsoft.com/office/word/2015/wordml/symex" xmlns:wpg="http://schemas.microsoft.com/office/word/2010/wordprocessingGroup" xmlns:wpi="http://schemas.microsoft.com/office/word/2010/wordprocessingInk" xmlns:wne="http://schemas.microsoft.com/office/word/2006/wordml" xmlns:wps="http://schemas.microsoft.com/office/word/2010/wordprocessingShape" mc:Ignorable="w14 w15 w16se w16cid w16 w16cex w16sdtdh w16sdtfl w16du wp14">
   <w:abstractNum w:abstractNumId="0" w15:restartNumberingAfterBreak="0">
     <w:nsid w:val="28952678"/>
     <w:multiLevelType w:val="hybridMultilevel"/>

--- a/public/troca.docx
+++ b/public/troca.docx
@@ -728,6 +728,42 @@
           <w:szCs w:val="28"/>
         </w:rPr>
       </w:pPr>
+    </w:p>
+    <w:p xmlns:w="http://schemas.openxmlformats.org/wordprocessingml/2006/main">
+      <w:pPr>
+        <w:jc w:val="left"/>
+      </w:pPr>
+      <w:r>
+        <w:rPr>
+          <w:sz w:val="28"/>
+          <w:szCs w:val="28"/>
+        </w:rPr>
+        <w:t xml:space="preserve">Devendo utilizá-lo conforme diretrizes estabelecidas nas políticas:</w:t>
+      </w:r>
+    </w:p>
+    <w:p xmlns:w="http://schemas.openxmlformats.org/wordprocessingml/2006/main">
+      <w:pPr>
+        <w:jc w:val="left"/>
+      </w:pPr>
+      <w:r>
+        <w:rPr>
+          <w:sz w:val="28"/>
+          <w:szCs w:val="28"/>
+        </w:rPr>
+        <w:t xml:space="preserve">Uso Seguro de Dispositivos Móveis</w:t>
+      </w:r>
+    </w:p>
+    <w:p xmlns:w="http://schemas.openxmlformats.org/wordprocessingml/2006/main">
+      <w:pPr>
+        <w:jc w:val="left"/>
+      </w:pPr>
+      <w:r>
+        <w:rPr>
+          <w:sz w:val="28"/>
+          <w:szCs w:val="28"/>
+        </w:rPr>
+        <w:t xml:space="preserve">Disponibilização de Equipamentos de TI</w:t>
+      </w:r>
     </w:p>
     <w:p>
       <w:pPr>

--- a/public/troca.docx
+++ b/public/troca.docx
@@ -116,90 +116,25 @@
           <w:sz w:val="28"/>
           <w:szCs w:val="28"/>
         </w:rPr>
-        <w:t>O colaborador(a) {NOME}: Matrícula: {MATRICULA} Devolveu o Notebook descrito abaixo.</w:t>
-      </w:r>
-      <w:r>
-        <w:rPr>
-          <w:color w:val="000000"/>
-          <w:sz w:val="28"/>
-          <w:szCs w:val="28"/>
-        </w:rPr>
-      </w:r>
-      <w:r>
-        <w:rPr>
-          <w:color w:val="000000"/>
-          <w:sz w:val="28"/>
-          <w:szCs w:val="28"/>
-        </w:rPr>
-      </w:r>
-      <w:r>
-        <w:rPr>
-          <w:b/>
-          <w:bCs/>
-          <w:color w:val="000000"/>
-          <w:sz w:val="28"/>
-          <w:szCs w:val="28"/>
-        </w:rPr>
-      </w:r>
-      <w:r>
-        <w:rPr>
-          <w:color w:val="000000"/>
-          <w:sz w:val="28"/>
-          <w:szCs w:val="28"/>
-        </w:rPr>
-      </w:r>
-      <w:r>
-        <w:rPr>
-          <w:color w:val="000000"/>
-          <w:sz w:val="28"/>
-          <w:szCs w:val="28"/>
-        </w:rPr>
-      </w:r>
-      <w:r>
-        <w:rPr>
-          <w:rFonts w:ascii="Roboto" w:hAnsi="Roboto"/>
-          <w:b/>
-          <w:bCs/>
-          <w:color w:val="000000"/>
-          <w:sz w:val="20"/>
-          <w:szCs w:val="20"/>
-          <w:shd w:val="clear" w:color="auto" w:fill="FFFFFF"/>
-        </w:rPr>
-      </w:r>
-      <w:r>
-        <w:rPr>
-          <w:color w:val="000000"/>
-          <w:sz w:val="28"/>
-          <w:szCs w:val="28"/>
-        </w:rPr>
-      </w:r>
-      <w:r>
-        <w:rPr>
-          <w:color w:val="000000"/>
-          <w:sz w:val="28"/>
-          <w:szCs w:val="28"/>
-        </w:rPr>
-      </w:r>
-      <w:r>
-        <w:rPr>
-          <w:color w:val="000000"/>
-          <w:sz w:val="28"/>
-          <w:szCs w:val="28"/>
-        </w:rPr>
-      </w:r>
-      <w:r>
-        <w:rPr>
-          <w:color w:val="000000"/>
-          <w:sz w:val="28"/>
-          <w:szCs w:val="28"/>
-        </w:rPr>
-      </w:r>
-      <w:r>
-        <w:rPr>
-          <w:color w:val="000000"/>
-          <w:sz w:val="28"/>
-          <w:szCs w:val="28"/>
-        </w:rPr>
+        <w:t>O colaborador(a) {NOME}: Matrícula: {</w:t>
+      </w:r>
+      <w:proofErr w:type="gramStart"/>
+      <w:r>
+        <w:rPr>
+          <w:color w:val="000000"/>
+          <w:sz w:val="28"/>
+          <w:szCs w:val="28"/>
+        </w:rPr>
+        <w:t>MATRICULA</w:t>
+      </w:r>
+      <w:proofErr w:type="gramEnd"/>
+      <w:r>
+        <w:rPr>
+          <w:color w:val="000000"/>
+          <w:sz w:val="28"/>
+          <w:szCs w:val="28"/>
+        </w:rPr>
+        <w:t>} Devolveu o Notebook descrito abaixo.</w:t>
       </w:r>
     </w:p>
     <w:p>
@@ -243,27 +178,6 @@
         </w:rPr>
         <w:t>Modelo: {MODELO}</w:t>
       </w:r>
-      <w:r>
-        <w:rPr>
-          <w:color w:val="000000"/>
-          <w:sz w:val="28"/>
-          <w:szCs w:val="28"/>
-        </w:rPr>
-      </w:r>
-      <w:r>
-        <w:rPr>
-          <w:color w:val="000000"/>
-          <w:sz w:val="28"/>
-          <w:szCs w:val="28"/>
-        </w:rPr>
-      </w:r>
-      <w:r>
-        <w:rPr>
-          <w:color w:val="000000"/>
-          <w:sz w:val="28"/>
-          <w:szCs w:val="28"/>
-        </w:rPr>
-      </w:r>
     </w:p>
     <w:p>
       <w:pPr>
@@ -286,27 +200,6 @@
         </w:rPr>
         <w:t>Código Interno: {CODIGO_INTERNO}</w:t>
       </w:r>
-      <w:r>
-        <w:rPr>
-          <w:color w:val="000000"/>
-          <w:sz w:val="28"/>
-          <w:szCs w:val="28"/>
-        </w:rPr>
-      </w:r>
-      <w:r>
-        <w:rPr>
-          <w:color w:val="000000"/>
-          <w:sz w:val="28"/>
-          <w:szCs w:val="28"/>
-        </w:rPr>
-      </w:r>
-      <w:r>
-        <w:rPr>
-          <w:color w:val="000000"/>
-          <w:sz w:val="28"/>
-          <w:szCs w:val="28"/>
-        </w:rPr>
-      </w:r>
     </w:p>
     <w:p>
       <w:pPr>
@@ -329,13 +222,6 @@
         </w:rPr>
         <w:t>Patrimonio: {PATRIMONIO}</w:t>
       </w:r>
-      <w:r>
-        <w:rPr>
-          <w:color w:val="000000"/>
-          <w:sz w:val="28"/>
-          <w:szCs w:val="28"/>
-        </w:rPr>
-      </w:r>
     </w:p>
     <w:p>
       <w:pPr>
@@ -356,37 +242,43 @@
           <w:sz w:val="28"/>
           <w:szCs w:val="28"/>
         </w:rPr>
-        <w:t>Serial number: {NUMERO_SERIE}</w:t>
-      </w:r>
-      <w:r>
-        <w:rPr>
-          <w:rFonts w:ascii="Roboto" w:eastAsia="NSimSun" w:hAnsi="Roboto" w:cs="Lucida Sans"/>
-          <w:color w:val="000000"/>
-          <w:sz w:val="20"/>
-          <w:szCs w:val="20"/>
-          <w:shd w:val="clear" w:color="auto" w:fill="FFFFFF"/>
-        </w:rPr>
-      </w:r>
-      <w:r>
-        <w:rPr>
-          <w:color w:val="000000"/>
-          <w:sz w:val="28"/>
-          <w:szCs w:val="28"/>
-        </w:rPr>
-      </w:r>
-      <w:r>
-        <w:rPr>
-          <w:color w:val="000000"/>
-          <w:sz w:val="28"/>
-          <w:szCs w:val="28"/>
-        </w:rPr>
-      </w:r>
-      <w:r>
-        <w:rPr>
-          <w:color w:val="000000"/>
-          <w:sz w:val="28"/>
-          <w:szCs w:val="28"/>
-        </w:rPr>
+        <w:t xml:space="preserve">Serial </w:t>
+      </w:r>
+      <w:proofErr w:type="spellStart"/>
+      <w:r>
+        <w:rPr>
+          <w:color w:val="000000"/>
+          <w:sz w:val="28"/>
+          <w:szCs w:val="28"/>
+        </w:rPr>
+        <w:t>number</w:t>
+      </w:r>
+      <w:proofErr w:type="spellEnd"/>
+      <w:r>
+        <w:rPr>
+          <w:color w:val="000000"/>
+          <w:sz w:val="28"/>
+          <w:szCs w:val="28"/>
+        </w:rPr>
+        <w:t>: {</w:t>
+      </w:r>
+      <w:proofErr w:type="gramStart"/>
+      <w:r>
+        <w:rPr>
+          <w:color w:val="000000"/>
+          <w:sz w:val="28"/>
+          <w:szCs w:val="28"/>
+        </w:rPr>
+        <w:t>NUMERO</w:t>
+      </w:r>
+      <w:proofErr w:type="gramEnd"/>
+      <w:r>
+        <w:rPr>
+          <w:color w:val="000000"/>
+          <w:sz w:val="28"/>
+          <w:szCs w:val="28"/>
+        </w:rPr>
+        <w:t>_SERIE}</w:t>
       </w:r>
     </w:p>
     <w:p>
@@ -512,34 +404,6 @@
         </w:rPr>
         <w:t>Modelo: {MODELO_NOVO}</w:t>
       </w:r>
-      <w:r>
-        <w:rPr>
-          <w:color w:val="000000"/>
-          <w:sz w:val="28"/>
-          <w:szCs w:val="28"/>
-        </w:rPr>
-      </w:r>
-      <w:r>
-        <w:rPr>
-          <w:color w:val="000000"/>
-          <w:sz w:val="28"/>
-          <w:szCs w:val="28"/>
-        </w:rPr>
-      </w:r>
-      <w:r>
-        <w:rPr>
-          <w:color w:val="000000"/>
-          <w:sz w:val="28"/>
-          <w:szCs w:val="28"/>
-        </w:rPr>
-      </w:r>
-      <w:r>
-        <w:rPr>
-          <w:color w:val="000000"/>
-          <w:sz w:val="28"/>
-          <w:szCs w:val="28"/>
-        </w:rPr>
-      </w:r>
     </w:p>
     <w:p>
       <w:pPr>
@@ -562,27 +426,6 @@
         </w:rPr>
         <w:t>Patrimonio:{PATRIMONIO_NOVO}</w:t>
       </w:r>
-      <w:r>
-        <w:rPr>
-          <w:color w:val="000000"/>
-          <w:sz w:val="28"/>
-          <w:szCs w:val="28"/>
-        </w:rPr>
-      </w:r>
-      <w:r>
-        <w:rPr>
-          <w:color w:val="000000"/>
-          <w:sz w:val="28"/>
-          <w:szCs w:val="28"/>
-        </w:rPr>
-      </w:r>
-      <w:r>
-        <w:rPr>
-          <w:color w:val="000000"/>
-          <w:sz w:val="28"/>
-          <w:szCs w:val="28"/>
-        </w:rPr>
-      </w:r>
     </w:p>
     <w:p>
       <w:pPr>
@@ -605,41 +448,6 @@
         </w:rPr>
         <w:t>Código Interno: {CODIGO_INTERNO_NOVO}</w:t>
       </w:r>
-      <w:r>
-        <w:rPr>
-          <w:color w:val="000000"/>
-          <w:sz w:val="28"/>
-          <w:szCs w:val="28"/>
-        </w:rPr>
-      </w:r>
-      <w:r>
-        <w:rPr>
-          <w:color w:val="000000"/>
-          <w:sz w:val="28"/>
-          <w:szCs w:val="28"/>
-        </w:rPr>
-      </w:r>
-      <w:r>
-        <w:rPr>
-          <w:color w:val="000000"/>
-          <w:sz w:val="28"/>
-          <w:szCs w:val="28"/>
-        </w:rPr>
-      </w:r>
-      <w:r>
-        <w:rPr>
-          <w:color w:val="000000"/>
-          <w:sz w:val="28"/>
-          <w:szCs w:val="28"/>
-        </w:rPr>
-      </w:r>
-      <w:r>
-        <w:rPr>
-          <w:color w:val="000000"/>
-          <w:sz w:val="28"/>
-          <w:szCs w:val="28"/>
-        </w:rPr>
-      </w:r>
     </w:p>
     <w:p>
       <w:pPr>
@@ -660,42 +468,43 @@
           <w:sz w:val="28"/>
           <w:szCs w:val="28"/>
         </w:rPr>
-        <w:t>Serial number: {NUMERO_SERIE_NOVO}</w:t>
-      </w:r>
-      <w:r>
-        <w:rPr>
-          <w:color w:val="000000"/>
-          <w:sz w:val="28"/>
-          <w:szCs w:val="28"/>
-        </w:rPr>
-      </w:r>
-      <w:r>
-        <w:rPr>
-          <w:color w:val="000000"/>
-          <w:sz w:val="28"/>
-          <w:szCs w:val="28"/>
-        </w:rPr>
-      </w:r>
-      <w:r>
-        <w:rPr>
-          <w:color w:val="000000"/>
-          <w:sz w:val="28"/>
-          <w:szCs w:val="28"/>
-        </w:rPr>
-      </w:r>
-      <w:r>
-        <w:rPr>
-          <w:color w:val="000000"/>
-          <w:sz w:val="28"/>
-          <w:szCs w:val="28"/>
-        </w:rPr>
-      </w:r>
-      <w:r>
-        <w:rPr>
-          <w:color w:val="000000"/>
-          <w:sz w:val="28"/>
-          <w:szCs w:val="28"/>
-        </w:rPr>
+        <w:t xml:space="preserve">Serial </w:t>
+      </w:r>
+      <w:proofErr w:type="spellStart"/>
+      <w:r>
+        <w:rPr>
+          <w:color w:val="000000"/>
+          <w:sz w:val="28"/>
+          <w:szCs w:val="28"/>
+        </w:rPr>
+        <w:t>number</w:t>
+      </w:r>
+      <w:proofErr w:type="spellEnd"/>
+      <w:r>
+        <w:rPr>
+          <w:color w:val="000000"/>
+          <w:sz w:val="28"/>
+          <w:szCs w:val="28"/>
+        </w:rPr>
+        <w:t>: {</w:t>
+      </w:r>
+      <w:proofErr w:type="gramStart"/>
+      <w:r>
+        <w:rPr>
+          <w:color w:val="000000"/>
+          <w:sz w:val="28"/>
+          <w:szCs w:val="28"/>
+        </w:rPr>
+        <w:t>NUMERO</w:t>
+      </w:r>
+      <w:proofErr w:type="gramEnd"/>
+      <w:r>
+        <w:rPr>
+          <w:color w:val="000000"/>
+          <w:sz w:val="28"/>
+          <w:szCs w:val="28"/>
+        </w:rPr>
+        <w:t>_SERIE_NOVO}</w:t>
       </w:r>
     </w:p>
     <w:p>
@@ -729,42 +538,40 @@
         </w:rPr>
       </w:pPr>
     </w:p>
-    <w:p xmlns:w="http://schemas.openxmlformats.org/wordprocessingml/2006/main">
-      <w:pPr>
-        <w:jc w:val="left"/>
-      </w:pPr>
-      <w:r>
-        <w:rPr>
-          <w:sz w:val="28"/>
-          <w:szCs w:val="28"/>
-        </w:rPr>
-        <w:t xml:space="preserve">Devendo utilizá-lo conforme diretrizes estabelecidas nas políticas:</w:t>
-      </w:r>
-    </w:p>
-    <w:p xmlns:w="http://schemas.openxmlformats.org/wordprocessingml/2006/main">
-      <w:pPr>
-        <w:jc w:val="left"/>
-      </w:pPr>
-      <w:r>
-        <w:rPr>
-          <w:sz w:val="28"/>
-          <w:szCs w:val="28"/>
-        </w:rPr>
-        <w:t xml:space="preserve">Uso Seguro de Dispositivos Móveis</w:t>
-      </w:r>
-    </w:p>
-    <w:p xmlns:w="http://schemas.openxmlformats.org/wordprocessingml/2006/main">
-      <w:pPr>
-        <w:jc w:val="left"/>
-      </w:pPr>
-      <w:r>
-        <w:rPr>
-          <w:sz w:val="28"/>
-          <w:szCs w:val="28"/>
-        </w:rPr>
-        <w:t xml:space="preserve">Disponibilização de Equipamentos de TI</w:t>
-      </w:r>
-    </w:p>
+    <w:p>
+      <w:r>
+        <w:rPr>
+          <w:sz w:val="28"/>
+          <w:szCs w:val="28"/>
+        </w:rPr>
+        <w:t>Devendo utilizá-lo conforme diretrizes estabelecidas nas políticas:</w:t>
+      </w:r>
+    </w:p>
+    <w:p>
+      <w:r>
+        <w:rPr>
+          <w:sz w:val="28"/>
+          <w:szCs w:val="28"/>
+        </w:rPr>
+        <w:t>Uso Seguro de Dispositivos Móveis</w:t>
+      </w:r>
+    </w:p>
+    <w:p>
+      <w:pPr>
+        <w:rPr>
+          <w:sz w:val="28"/>
+          <w:szCs w:val="28"/>
+        </w:rPr>
+      </w:pPr>
+      <w:r>
+        <w:rPr>
+          <w:sz w:val="28"/>
+          <w:szCs w:val="28"/>
+        </w:rPr>
+        <w:t>Disponibilização de Equipamentos de TI</w:t>
+      </w:r>
+    </w:p>
+    <w:p/>
     <w:p>
       <w:pPr>
         <w:pStyle w:val="Standarduser"/>
@@ -862,32 +669,25 @@
         </w:rPr>
         <w:t>_____________________________ {NOME}</w:t>
       </w:r>
-      <w:r>
+    </w:p>
+    <w:p>
+      <w:pPr>
+        <w:pStyle w:val="Standarduser"/>
+        <w:jc w:val="center"/>
+        <w:rPr>
+          <w:color w:val="000000"/>
+        </w:rPr>
+      </w:pPr>
+    </w:p>
+    <w:p>
+      <w:pPr>
+        <w:pStyle w:val="Standarduser"/>
+        <w:jc w:val="center"/>
         <w:rPr>
           <w:b/>
           <w:bCs/>
           <w:color w:val="000000"/>
         </w:rPr>
-      </w:r>
-    </w:p>
-    <w:p>
-      <w:pPr>
-        <w:pStyle w:val="Standarduser"/>
-        <w:jc w:val="center"/>
-        <w:rPr>
-          <w:color w:val="000000"/>
-        </w:rPr>
-      </w:pPr>
-    </w:p>
-    <w:p>
-      <w:pPr>
-        <w:pStyle w:val="Standarduser"/>
-        <w:jc w:val="center"/>
-        <w:rPr>
-          <w:b/>
-          <w:bCs/>
-          <w:color w:val="000000"/>
-        </w:rPr>
       </w:pPr>
       <w:bookmarkStart w:id="0" w:name="_Hlk45554307"/>
       <w:r>
@@ -895,18 +695,6 @@
           <w:color w:val="000000"/>
         </w:rPr>
         <w:t>_____________________________ {TECNICO}</w:t>
-      </w:r>
-      <w:r>
-        <w:rPr>
-          <w:color w:val="000000"/>
-        </w:rPr>
-      </w:r>
-      <w:r>
-        <w:rPr>
-          <w:b/>
-          <w:bCs/>
-          <w:color w:val="000000"/>
-        </w:rPr>
       </w:r>
     </w:p>
     <w:p>
@@ -1028,8 +816,18 @@
                               <w:color w:val="000000"/>
                               <w:sz w:val="22"/>
                             </w:rPr>
-                            <w:t>Este conteúdo foi classificado como Interno</w:t>
+                            <w:t xml:space="preserve">Este conteúdo foi classificado </w:t>
                           </w:r>
+                          <w:proofErr w:type="gramStart"/>
+                          <w:r>
+                            <w:rPr>
+                              <w:rFonts w:ascii="Calibri" w:hAnsi="Calibri" w:cs="Calibri"/>
+                              <w:color w:val="000000"/>
+                              <w:sz w:val="22"/>
+                            </w:rPr>
+                            <w:t>como Interno</w:t>
+                          </w:r>
+                          <w:proofErr w:type="gramEnd"/>
                         </w:p>
                       </w:txbxContent>
                     </wps:txbx>
